--- a/tillsyn/A 42418-2021 tillsynsbegäran.docx
+++ b/tillsyn/A 42418-2021 tillsynsbegäran.docx
@@ -256,7 +256,7 @@
     <w:r>
       <w:tab/>
       <w:tab/>
-      <w:t>2026-07-30</w:t>
+      <w:t>2026-07-31</w:t>
       <w:br/>
       <w:br/>
     </w:r>

--- a/tillsyn/A 42418-2021 tillsynsbegäran.docx
+++ b/tillsyn/A 42418-2021 tillsynsbegäran.docx
@@ -256,7 +256,7 @@
     <w:r>
       <w:tab/>
       <w:tab/>
-      <w:t>2026-07-31</w:t>
+      <w:t>2026-08-01</w:t>
       <w:br/>
       <w:br/>
     </w:r>

--- a/tillsyn/A 42418-2021 tillsynsbegäran.docx
+++ b/tillsyn/A 42418-2021 tillsynsbegäran.docx
@@ -256,7 +256,7 @@
     <w:r>
       <w:tab/>
       <w:tab/>
-      <w:t>2026-08-01</w:t>
+      <w:t>2026-08-02</w:t>
       <w:br/>
       <w:br/>
     </w:r>

--- a/tillsyn/A 42418-2021 tillsynsbegäran.docx
+++ b/tillsyn/A 42418-2021 tillsynsbegäran.docx
@@ -256,7 +256,7 @@
     <w:r>
       <w:tab/>
       <w:tab/>
-      <w:t>2026-08-02</w:t>
+      <w:t>2026-08-03</w:t>
       <w:br/>
       <w:br/>
     </w:r>

--- a/tillsyn/A 42418-2021 tillsynsbegäran.docx
+++ b/tillsyn/A 42418-2021 tillsynsbegäran.docx
@@ -256,7 +256,7 @@
     <w:r>
       <w:tab/>
       <w:tab/>
-      <w:t>2026-08-03</w:t>
+      <w:t>2026-08-05</w:t>
       <w:br/>
       <w:br/>
     </w:r>

--- a/tillsyn/A 42418-2021 tillsynsbegäran.docx
+++ b/tillsyn/A 42418-2021 tillsynsbegäran.docx
@@ -256,7 +256,7 @@
     <w:r>
       <w:tab/>
       <w:tab/>
-      <w:t>2026-08-05</w:t>
+      <w:t>2026-08-07</w:t>
       <w:br/>
       <w:br/>
     </w:r>

--- a/tillsyn/A 42418-2021 tillsynsbegäran.docx
+++ b/tillsyn/A 42418-2021 tillsynsbegäran.docx
@@ -256,7 +256,7 @@
     <w:r>
       <w:tab/>
       <w:tab/>
-      <w:t>2026-08-07</w:t>
+      <w:t>2026-08-08</w:t>
       <w:br/>
       <w:br/>
     </w:r>

--- a/tillsyn/A 42418-2021 tillsynsbegäran.docx
+++ b/tillsyn/A 42418-2021 tillsynsbegäran.docx
@@ -256,7 +256,7 @@
     <w:r>
       <w:tab/>
       <w:tab/>
-      <w:t>2026-08-15</w:t>
+      <w:t>2026-08-16</w:t>
       <w:br/>
       <w:br/>
     </w:r>

--- a/tillsyn/A 42418-2021 tillsynsbegäran.docx
+++ b/tillsyn/A 42418-2021 tillsynsbegäran.docx
@@ -256,7 +256,7 @@
     <w:r>
       <w:tab/>
       <w:tab/>
-      <w:t>2026-08-16</w:t>
+      <w:t>2026-08-17</w:t>
       <w:br/>
       <w:br/>
     </w:r>

--- a/tillsyn/A 42418-2021 tillsynsbegäran.docx
+++ b/tillsyn/A 42418-2021 tillsynsbegäran.docx
@@ -256,7 +256,7 @@
     <w:r>
       <w:tab/>
       <w:tab/>
-      <w:t>2026-08-17</w:t>
+      <w:t>2026-08-18</w:t>
       <w:br/>
       <w:br/>
     </w:r>

--- a/tillsyn/A 42418-2021 tillsynsbegäran.docx
+++ b/tillsyn/A 42418-2021 tillsynsbegäran.docx
@@ -256,7 +256,7 @@
     <w:r>
       <w:tab/>
       <w:tab/>
-      <w:t>2026-08-18</w:t>
+      <w:t>2026-08-19</w:t>
       <w:br/>
       <w:br/>
     </w:r>
